--- a/3 am/cours 4/fiche.docx
+++ b/3 am/cours 4/fiche.docx
@@ -397,7 +397,7 @@
       <w:r>
         <w:rPr>
           <w:noProof/>
-          <w:lang w:eastAsia="fr-FR"/>
+          <w:lang w:val="en-US"/>
         </w:rPr>
         <mc:AlternateContent>
           <mc:Choice Requires="wps">
@@ -698,7 +698,7 @@
               <w:bidi/>
               <w:jc w:val="center"/>
               <w:rPr>
-                <w:rFonts w:asciiTheme="majorBidi" w:hAnsiTheme="majorBidi" w:cstheme="majorBidi" w:hint="cs"/>
+                <w:rFonts w:asciiTheme="majorBidi" w:hAnsiTheme="majorBidi" w:cstheme="majorBidi"/>
                 <w:b/>
                 <w:bCs/>
                 <w:sz w:val="24"/>
@@ -2124,7 +2124,7 @@
         <w:tc>
           <w:tcPr>
             <w:tcW w:w="6116" w:type="dxa"/>
-            <w:shd w:val="clear" w:color="auto" w:fill="FFF2CC" w:themeFill="accent4" w:themeFillTint="33"/>
+            <w:shd w:val="clear" w:color="auto" w:fill="DEEAF6" w:themeFill="accent1" w:themeFillTint="33"/>
             <w:vAlign w:val="center"/>
           </w:tcPr>
           <w:p>
@@ -2639,27 +2639,7 @@
                 <w:rtl/>
                 <w:lang w:bidi="ar-DZ"/>
               </w:rPr>
-              <w:t xml:space="preserve">من ضبط ارتفاع السطر وعرض العمود </w:t>
-            </w:r>
-            <w:r>
-              <w:rPr>
-                <w:rFonts w:asciiTheme="majorBidi" w:hAnsiTheme="majorBidi" w:cstheme="majorBidi" w:hint="cs"/>
-                <w:sz w:val="28"/>
-                <w:szCs w:val="28"/>
-                <w:rtl/>
-                <w:lang w:bidi="ar-DZ"/>
-              </w:rPr>
-              <w:t>و</w:t>
-            </w:r>
-            <w:r>
-              <w:rPr>
-                <w:rFonts w:asciiTheme="majorBidi" w:hAnsiTheme="majorBidi" w:cstheme="majorBidi" w:hint="cs"/>
-                <w:sz w:val="28"/>
-                <w:szCs w:val="28"/>
-                <w:rtl/>
-                <w:lang w:bidi="ar-DZ"/>
-              </w:rPr>
-              <w:t xml:space="preserve">حماية ورقة العمل من خلال التعليمة </w:t>
+              <w:t xml:space="preserve">من ضبط ارتفاع السطر وعرض العمود وحماية ورقة العمل من خلال التعليمة </w:t>
             </w:r>
             <w:r>
               <w:rPr>
@@ -2700,7 +2680,7 @@
         <w:tc>
           <w:tcPr>
             <w:tcW w:w="6116" w:type="dxa"/>
-            <w:shd w:val="clear" w:color="auto" w:fill="FFF2CC" w:themeFill="accent4" w:themeFillTint="33"/>
+            <w:shd w:val="clear" w:color="auto" w:fill="DEEAF6" w:themeFill="accent1" w:themeFillTint="33"/>
           </w:tcPr>
           <w:p>
             <w:pPr>
@@ -3366,7 +3346,7 @@
       <w:r>
         <w:rPr>
           <w:noProof/>
-          <w:lang w:eastAsia="fr-FR"/>
+          <w:lang w:val="en-US"/>
         </w:rPr>
         <w:lastRenderedPageBreak/>
         <mc:AlternateContent>
@@ -4587,6 +4567,7 @@
             <w:r>
               <w:rPr>
                 <w:noProof/>
+                <w:lang w:val="en-US"/>
               </w:rPr>
               <w:drawing>
                 <wp:inline distT="0" distB="0" distL="0" distR="0" wp14:anchorId="782021D8" wp14:editId="03BF4F89">
@@ -4655,6 +4636,16 @@
                 <w:rtl/>
                 <w:lang w:bidi="ar-DZ"/>
               </w:rPr>
+              <w:t>أ</w:t>
+            </w:r>
+            <w:r>
+              <w:rPr>
+                <w:rFonts w:asciiTheme="majorBidi" w:hAnsiTheme="majorBidi" w:cstheme="majorBidi" w:hint="cs"/>
+                <w:sz w:val="28"/>
+                <w:szCs w:val="28"/>
+                <w:rtl/>
+                <w:lang w:bidi="ar-DZ"/>
+              </w:rPr>
               <w:t xml:space="preserve">ي برنامج استعملناه </w:t>
             </w:r>
             <w:proofErr w:type="gramStart"/>
@@ -6006,7 +5997,7 @@
                 <w:rFonts w:asciiTheme="majorBidi" w:hAnsiTheme="majorBidi" w:cstheme="majorBidi"/>
                 <w:b/>
                 <w:bCs/>
-                <w:color w:val="00B050"/>
+                <w:color w:val="FF0000"/>
                 <w:sz w:val="28"/>
                 <w:szCs w:val="28"/>
                 <w:u w:val="single"/>
@@ -6018,7 +6009,7 @@
                 <w:rFonts w:asciiTheme="majorBidi" w:hAnsiTheme="majorBidi" w:cstheme="majorBidi" w:hint="cs"/>
                 <w:b/>
                 <w:bCs/>
-                <w:color w:val="00B050"/>
+                <w:color w:val="FF0000"/>
                 <w:sz w:val="28"/>
                 <w:szCs w:val="28"/>
                 <w:u w:val="single"/>
@@ -6033,7 +6024,7 @@
                 <w:rFonts w:asciiTheme="majorBidi" w:hAnsiTheme="majorBidi" w:cstheme="majorBidi"/>
                 <w:b/>
                 <w:bCs/>
-                <w:color w:val="00B050"/>
+                <w:color w:val="FF0000"/>
                 <w:sz w:val="28"/>
                 <w:szCs w:val="28"/>
                 <w:u w:val="single"/>
@@ -6046,7 +6037,7 @@
                 <w:rFonts w:asciiTheme="majorBidi" w:hAnsiTheme="majorBidi" w:cstheme="majorBidi" w:hint="cs"/>
                 <w:b/>
                 <w:bCs/>
-                <w:color w:val="00B050"/>
+                <w:color w:val="FF0000"/>
                 <w:sz w:val="28"/>
                 <w:szCs w:val="28"/>
                 <w:u w:val="single"/>
@@ -6219,29 +6210,303 @@
                 <w:rFonts w:asciiTheme="majorBidi" w:hAnsiTheme="majorBidi" w:cstheme="majorBidi" w:hint="cs"/>
                 <w:b/>
                 <w:bCs/>
+                <w:color w:val="FF0000"/>
+                <w:sz w:val="28"/>
+                <w:szCs w:val="28"/>
+                <w:u w:val="single"/>
+                <w:rtl/>
+                <w:lang w:bidi="ar-DZ"/>
+              </w:rPr>
+              <w:t xml:space="preserve">العمليات الموجودة داخل التعليمة </w:t>
+            </w:r>
+            <w:proofErr w:type="gramStart"/>
+            <w:r>
+              <w:rPr>
+                <w:rFonts w:asciiTheme="majorBidi" w:hAnsiTheme="majorBidi" w:cstheme="majorBidi"/>
+                <w:b/>
+                <w:bCs/>
+                <w:color w:val="FF0000"/>
+                <w:sz w:val="28"/>
+                <w:szCs w:val="28"/>
+                <w:u w:val="single"/>
+                <w:lang w:bidi="ar-DZ"/>
+              </w:rPr>
+              <w:t>Format</w:t>
+            </w:r>
+            <w:r>
+              <w:rPr>
+                <w:rFonts w:asciiTheme="majorBidi" w:hAnsiTheme="majorBidi" w:cstheme="majorBidi" w:hint="cs"/>
+                <w:b/>
+                <w:bCs/>
+                <w:color w:val="FF0000"/>
+                <w:sz w:val="28"/>
+                <w:szCs w:val="28"/>
+                <w:u w:val="single"/>
+                <w:rtl/>
+                <w:lang w:bidi="ar-DZ"/>
+              </w:rPr>
+              <w:t xml:space="preserve"> :</w:t>
+            </w:r>
+            <w:proofErr w:type="gramEnd"/>
+          </w:p>
+          <w:p>
+            <w:pPr>
+              <w:pStyle w:val="Paragraphedeliste"/>
+              <w:bidi/>
+              <w:spacing w:line="360" w:lineRule="auto"/>
+              <w:rPr>
+                <w:rFonts w:asciiTheme="majorBidi" w:hAnsiTheme="majorBidi" w:cstheme="majorBidi"/>
+                <w:b/>
+                <w:bCs/>
                 <w:color w:val="00B050"/>
                 <w:sz w:val="28"/>
                 <w:szCs w:val="28"/>
                 <w:u w:val="single"/>
-                <w:rtl/>
-                <w:lang w:bidi="ar-DZ"/>
-              </w:rPr>
-              <w:t xml:space="preserve">العمليات الموجودة داخل التعليمة </w:t>
+                <w:lang w:bidi="ar-DZ"/>
+              </w:rPr>
+            </w:pPr>
+            <w:r>
+              <w:rPr>
+                <w:rFonts w:asciiTheme="majorBidi" w:hAnsiTheme="majorBidi" w:cstheme="majorBidi" w:hint="cs"/>
+                <w:b/>
+                <w:bCs/>
+                <w:color w:val="00B050"/>
+                <w:sz w:val="28"/>
+                <w:szCs w:val="28"/>
+                <w:u w:val="single"/>
+                <w:rtl/>
+                <w:lang w:bidi="ar-DZ"/>
+              </w:rPr>
+              <w:t>ضبط</w:t>
+            </w:r>
+            <w:r>
+              <w:rPr>
+                <w:rFonts w:asciiTheme="majorBidi" w:hAnsiTheme="majorBidi" w:cstheme="majorBidi"/>
+                <w:b/>
+                <w:bCs/>
+                <w:color w:val="00B050"/>
+                <w:sz w:val="28"/>
+                <w:szCs w:val="28"/>
+                <w:u w:val="single"/>
+                <w:rtl/>
+                <w:lang w:bidi="ar-DZ"/>
+              </w:rPr>
+              <w:t xml:space="preserve"> ارتفاع </w:t>
+            </w:r>
+            <w:r>
+              <w:rPr>
+                <w:rFonts w:asciiTheme="majorBidi" w:hAnsiTheme="majorBidi" w:cstheme="majorBidi" w:hint="cs"/>
+                <w:b/>
+                <w:bCs/>
+                <w:color w:val="00B050"/>
+                <w:sz w:val="28"/>
+                <w:szCs w:val="28"/>
+                <w:u w:val="single"/>
+                <w:rtl/>
+                <w:lang w:bidi="ar-DZ"/>
+              </w:rPr>
+              <w:t>السطر:</w:t>
+            </w:r>
+          </w:p>
+          <w:p>
+            <w:pPr>
+              <w:pStyle w:val="Paragraphedeliste"/>
+              <w:bidi/>
+              <w:spacing w:line="360" w:lineRule="auto"/>
+              <w:rPr>
+                <w:rFonts w:asciiTheme="majorBidi" w:hAnsiTheme="majorBidi" w:cstheme="majorBidi"/>
+                <w:sz w:val="28"/>
+                <w:szCs w:val="28"/>
+                <w:lang w:bidi="ar-DZ"/>
+              </w:rPr>
+            </w:pPr>
+            <w:r>
+              <w:rPr>
+                <w:rFonts w:asciiTheme="majorBidi" w:hAnsiTheme="majorBidi" w:cstheme="majorBidi" w:hint="cs"/>
+                <w:sz w:val="28"/>
+                <w:szCs w:val="28"/>
+                <w:rtl/>
+                <w:lang w:bidi="ar-DZ"/>
+              </w:rPr>
+              <w:t xml:space="preserve">نحدد الأسطر، </w:t>
+            </w:r>
+            <w:r>
+              <w:rPr>
+                <w:rFonts w:asciiTheme="majorBidi" w:hAnsiTheme="majorBidi" w:cstheme="majorBidi"/>
+                <w:sz w:val="28"/>
+                <w:szCs w:val="28"/>
+                <w:rtl/>
+                <w:lang w:bidi="ar-DZ"/>
+              </w:rPr>
+              <w:t xml:space="preserve">ننقر على </w:t>
+            </w:r>
+            <w:r>
+              <w:rPr>
+                <w:rFonts w:asciiTheme="majorBidi" w:hAnsiTheme="majorBidi" w:cstheme="majorBidi"/>
+                <w:sz w:val="28"/>
+                <w:szCs w:val="28"/>
+                <w:lang w:bidi="ar-DZ"/>
+              </w:rPr>
+              <w:t>Hauteur de ligne</w:t>
+            </w:r>
+            <w:r>
+              <w:rPr>
+                <w:rFonts w:asciiTheme="majorBidi" w:hAnsiTheme="majorBidi" w:cstheme="majorBidi"/>
+                <w:sz w:val="28"/>
+                <w:szCs w:val="28"/>
+                <w:rtl/>
+                <w:lang w:bidi="ar-DZ"/>
+              </w:rPr>
+              <w:t xml:space="preserve"> </w:t>
+            </w:r>
+            <w:r>
+              <w:rPr>
+                <w:rFonts w:asciiTheme="majorBidi" w:hAnsiTheme="majorBidi" w:cstheme="majorBidi" w:hint="cs"/>
+                <w:sz w:val="28"/>
+                <w:szCs w:val="28"/>
+                <w:rtl/>
+                <w:lang w:bidi="ar-DZ"/>
+              </w:rPr>
+              <w:t xml:space="preserve">ثم </w:t>
+            </w:r>
+            <w:r>
+              <w:rPr>
+                <w:rFonts w:asciiTheme="majorBidi" w:hAnsiTheme="majorBidi" w:cstheme="majorBidi"/>
+                <w:sz w:val="28"/>
+                <w:szCs w:val="28"/>
+                <w:rtl/>
+                <w:lang w:bidi="ar-DZ"/>
+              </w:rPr>
+              <w:t xml:space="preserve">نكتب القيمة </w:t>
+            </w:r>
+            <w:r>
+              <w:rPr>
+                <w:rFonts w:asciiTheme="majorBidi" w:hAnsiTheme="majorBidi" w:cstheme="majorBidi" w:hint="cs"/>
+                <w:sz w:val="28"/>
+                <w:szCs w:val="28"/>
+                <w:rtl/>
+                <w:lang w:bidi="ar-DZ"/>
+              </w:rPr>
+              <w:t>في</w:t>
+            </w:r>
+            <w:r>
+              <w:rPr>
+                <w:rFonts w:asciiTheme="majorBidi" w:hAnsiTheme="majorBidi" w:cstheme="majorBidi"/>
+                <w:sz w:val="28"/>
+                <w:szCs w:val="28"/>
+                <w:rtl/>
+                <w:lang w:bidi="ar-DZ"/>
+              </w:rPr>
+              <w:t xml:space="preserve"> </w:t>
+            </w:r>
+            <w:r>
+              <w:rPr>
+                <w:rFonts w:asciiTheme="majorBidi" w:hAnsiTheme="majorBidi" w:cstheme="majorBidi" w:hint="cs"/>
+                <w:sz w:val="28"/>
+                <w:szCs w:val="28"/>
+                <w:rtl/>
+                <w:lang w:bidi="ar-DZ"/>
+              </w:rPr>
+              <w:t>علبة</w:t>
+            </w:r>
+            <w:r>
+              <w:rPr>
+                <w:rFonts w:asciiTheme="majorBidi" w:hAnsiTheme="majorBidi" w:cstheme="majorBidi"/>
+                <w:sz w:val="28"/>
+                <w:szCs w:val="28"/>
+                <w:rtl/>
+                <w:lang w:bidi="ar-DZ"/>
+              </w:rPr>
+              <w:t xml:space="preserve"> الحوار </w:t>
+            </w:r>
+            <w:r>
+              <w:rPr>
+                <w:rFonts w:asciiTheme="majorBidi" w:hAnsiTheme="majorBidi" w:cstheme="majorBidi" w:hint="cs"/>
+                <w:sz w:val="28"/>
+                <w:szCs w:val="28"/>
+                <w:rtl/>
+                <w:lang w:bidi="ar-DZ"/>
+              </w:rPr>
+              <w:t>و</w:t>
+            </w:r>
+            <w:r>
+              <w:rPr>
+                <w:rFonts w:asciiTheme="majorBidi" w:hAnsiTheme="majorBidi" w:cstheme="majorBidi"/>
+                <w:sz w:val="28"/>
+                <w:szCs w:val="28"/>
+                <w:rtl/>
+                <w:lang w:bidi="ar-DZ"/>
+              </w:rPr>
+              <w:t xml:space="preserve"> نضغط </w:t>
             </w:r>
             <w:proofErr w:type="gramStart"/>
             <w:r>
               <w:rPr>
                 <w:rFonts w:asciiTheme="majorBidi" w:hAnsiTheme="majorBidi" w:cstheme="majorBidi"/>
+                <w:sz w:val="28"/>
+                <w:szCs w:val="28"/>
+                <w:rtl/>
+                <w:lang w:bidi="ar-DZ"/>
+              </w:rPr>
+              <w:t>على</w:t>
+            </w:r>
+            <w:r>
+              <w:rPr>
+                <w:rFonts w:asciiTheme="majorBidi" w:hAnsiTheme="majorBidi" w:cstheme="majorBidi" w:hint="cs"/>
+                <w:sz w:val="28"/>
+                <w:szCs w:val="28"/>
+                <w:rtl/>
+                <w:lang w:bidi="ar-DZ"/>
+              </w:rPr>
+              <w:t xml:space="preserve"> </w:t>
+            </w:r>
+            <w:r>
+              <w:rPr>
+                <w:rFonts w:asciiTheme="majorBidi" w:hAnsiTheme="majorBidi" w:cstheme="majorBidi"/>
+                <w:sz w:val="28"/>
+                <w:szCs w:val="28"/>
+                <w:lang w:bidi="ar-DZ"/>
+              </w:rPr>
+              <w:t xml:space="preserve"> </w:t>
+            </w:r>
+            <w:r>
+              <w:rPr>
+                <w:rFonts w:asciiTheme="majorBidi" w:hAnsiTheme="majorBidi" w:cstheme="majorBidi"/>
+                <w:sz w:val="28"/>
+                <w:szCs w:val="28"/>
+                <w:lang w:bidi="ar-DZ"/>
+              </w:rPr>
+              <w:t>OK</w:t>
+            </w:r>
+            <w:proofErr w:type="gramEnd"/>
+            <w:r>
+              <w:rPr>
+                <w:rFonts w:asciiTheme="majorBidi" w:hAnsiTheme="majorBidi" w:cstheme="majorBidi"/>
+                <w:sz w:val="28"/>
+                <w:szCs w:val="28"/>
+                <w:rtl/>
+                <w:lang w:bidi="ar-DZ"/>
+              </w:rPr>
+              <w:t xml:space="preserve"> </w:t>
+            </w:r>
+          </w:p>
+          <w:p>
+            <w:pPr>
+              <w:pStyle w:val="Paragraphedeliste"/>
+              <w:bidi/>
+              <w:spacing w:line="360" w:lineRule="auto"/>
+              <w:rPr>
+                <w:rFonts w:ascii="Calibri" w:hAnsi="Calibri" w:cs="Calibri"/>
                 <w:b/>
                 <w:bCs/>
                 <w:color w:val="00B050"/>
                 <w:sz w:val="28"/>
                 <w:szCs w:val="28"/>
                 <w:u w:val="single"/>
-                <w:lang w:bidi="ar-DZ"/>
-              </w:rPr>
-              <w:t>Format</w:t>
-            </w:r>
+                <w:rtl/>
+                <w:lang w:bidi="ar-DZ"/>
+              </w:rPr>
+            </w:pPr>
             <w:r>
               <w:rPr>
                 <w:rFonts w:asciiTheme="majorBidi" w:hAnsiTheme="majorBidi" w:cstheme="majorBidi" w:hint="cs"/>
@@ -6254,7 +6519,50 @@
                 <w:rtl/>
                 <w:lang w:bidi="ar-DZ"/>
               </w:rPr>
-              <w:t xml:space="preserve"> :</w:t>
+              <w:t>ضبط</w:t>
+            </w:r>
+            <w:r>
+              <w:rPr>
+                <w:rFonts w:asciiTheme="majorBidi" w:hAnsiTheme="majorBidi" w:cstheme="majorBidi"/>
+                <w:b/>
+                <w:bCs/>
+                <w:color w:val="00B050"/>
+                <w:sz w:val="28"/>
+                <w:szCs w:val="28"/>
+                <w:u w:val="single"/>
+                <w:rtl/>
+                <w:lang w:bidi="ar-DZ"/>
+              </w:rPr>
+              <w:t xml:space="preserve"> عرض </w:t>
+            </w:r>
+            <w:proofErr w:type="gramStart"/>
+            <w:r>
+              <w:rPr>
+                <w:rFonts w:asciiTheme="majorBidi" w:hAnsiTheme="majorBidi" w:cstheme="majorBidi"/>
+                <w:b/>
+                <w:bCs/>
+                <w:color w:val="00B050"/>
+                <w:sz w:val="28"/>
+                <w:szCs w:val="28"/>
+                <w:u w:val="single"/>
+                <w:rtl/>
+                <w:lang w:bidi="ar-DZ"/>
+              </w:rPr>
+              <w:t xml:space="preserve">العمود </w:t>
+            </w:r>
+            <w:r>
+              <w:rPr>
+                <w:rFonts w:ascii="Calibri" w:hAnsi="Calibri" w:cs="Calibri"/>
+                <w:b/>
+                <w:bCs/>
+                <w:color w:val="00B050"/>
+                <w:sz w:val="28"/>
+                <w:szCs w:val="28"/>
+                <w:u w:val="single"/>
+                <w:rtl/>
+                <w:lang w:bidi="ar-DZ"/>
+              </w:rPr>
+              <w:t>:</w:t>
             </w:r>
             <w:proofErr w:type="gramEnd"/>
           </w:p>
@@ -6265,607 +6573,302 @@
               <w:spacing w:line="360" w:lineRule="auto"/>
               <w:rPr>
                 <w:rFonts w:asciiTheme="majorBidi" w:hAnsiTheme="majorBidi" w:cstheme="majorBidi"/>
-                <w:b/>
-                <w:bCs/>
+                <w:sz w:val="28"/>
+                <w:szCs w:val="28"/>
+                <w:lang w:bidi="ar-DZ"/>
+              </w:rPr>
+            </w:pPr>
+            <w:r>
+              <w:rPr>
+                <w:rFonts w:asciiTheme="majorBidi" w:hAnsiTheme="majorBidi" w:cstheme="majorBidi" w:hint="cs"/>
+                <w:sz w:val="28"/>
+                <w:szCs w:val="28"/>
+                <w:rtl/>
+                <w:lang w:bidi="ar-DZ"/>
+              </w:rPr>
+              <w:t xml:space="preserve">نحدد </w:t>
+            </w:r>
+            <w:proofErr w:type="gramStart"/>
+            <w:r>
+              <w:rPr>
+                <w:rFonts w:asciiTheme="majorBidi" w:hAnsiTheme="majorBidi" w:cstheme="majorBidi" w:hint="cs"/>
+                <w:sz w:val="28"/>
+                <w:szCs w:val="28"/>
+                <w:rtl/>
+                <w:lang w:bidi="ar-DZ"/>
+              </w:rPr>
+              <w:t>الأعمدة ،</w:t>
+            </w:r>
+            <w:proofErr w:type="gramEnd"/>
+            <w:r>
+              <w:rPr>
+                <w:rFonts w:asciiTheme="majorBidi" w:hAnsiTheme="majorBidi" w:cstheme="majorBidi" w:hint="cs"/>
+                <w:sz w:val="28"/>
+                <w:szCs w:val="28"/>
+                <w:rtl/>
+                <w:lang w:bidi="ar-DZ"/>
+              </w:rPr>
+              <w:t xml:space="preserve"> </w:t>
+            </w:r>
+            <w:r>
+              <w:rPr>
+                <w:rFonts w:asciiTheme="majorBidi" w:hAnsiTheme="majorBidi" w:cstheme="majorBidi"/>
+                <w:sz w:val="28"/>
+                <w:szCs w:val="28"/>
+                <w:rtl/>
+                <w:lang w:bidi="ar-DZ"/>
+              </w:rPr>
+              <w:t xml:space="preserve">ننقر على </w:t>
+            </w:r>
+            <w:r>
+              <w:rPr>
+                <w:rFonts w:asciiTheme="majorBidi" w:hAnsiTheme="majorBidi" w:cstheme="majorBidi"/>
+                <w:sz w:val="28"/>
+                <w:szCs w:val="28"/>
+                <w:lang w:bidi="ar-DZ"/>
+              </w:rPr>
+              <w:t>Largeur de colonne</w:t>
+            </w:r>
+            <w:r>
+              <w:rPr>
+                <w:rFonts w:asciiTheme="majorBidi" w:hAnsiTheme="majorBidi" w:cstheme="majorBidi"/>
+                <w:sz w:val="28"/>
+                <w:szCs w:val="28"/>
+                <w:rtl/>
+                <w:lang w:bidi="ar-DZ"/>
+              </w:rPr>
+              <w:t xml:space="preserve"> </w:t>
+            </w:r>
+            <w:r>
+              <w:rPr>
+                <w:rFonts w:asciiTheme="majorBidi" w:hAnsiTheme="majorBidi" w:cstheme="majorBidi" w:hint="cs"/>
+                <w:sz w:val="28"/>
+                <w:szCs w:val="28"/>
+                <w:rtl/>
+                <w:lang w:bidi="ar-DZ"/>
+              </w:rPr>
+              <w:t xml:space="preserve">ثم </w:t>
+            </w:r>
+            <w:r>
+              <w:rPr>
+                <w:rFonts w:asciiTheme="majorBidi" w:hAnsiTheme="majorBidi" w:cstheme="majorBidi"/>
+                <w:sz w:val="28"/>
+                <w:szCs w:val="28"/>
+                <w:rtl/>
+                <w:lang w:bidi="ar-DZ"/>
+              </w:rPr>
+              <w:t xml:space="preserve">نكتب القيمة </w:t>
+            </w:r>
+            <w:r>
+              <w:rPr>
+                <w:rFonts w:asciiTheme="majorBidi" w:hAnsiTheme="majorBidi" w:cstheme="majorBidi" w:hint="cs"/>
+                <w:sz w:val="28"/>
+                <w:szCs w:val="28"/>
+                <w:rtl/>
+                <w:lang w:bidi="ar-DZ"/>
+              </w:rPr>
+              <w:t>في</w:t>
+            </w:r>
+            <w:r>
+              <w:rPr>
+                <w:rFonts w:asciiTheme="majorBidi" w:hAnsiTheme="majorBidi" w:cstheme="majorBidi"/>
+                <w:sz w:val="28"/>
+                <w:szCs w:val="28"/>
+                <w:rtl/>
+                <w:lang w:bidi="ar-DZ"/>
+              </w:rPr>
+              <w:t xml:space="preserve"> </w:t>
+            </w:r>
+            <w:r>
+              <w:rPr>
+                <w:rFonts w:asciiTheme="majorBidi" w:hAnsiTheme="majorBidi" w:cstheme="majorBidi" w:hint="cs"/>
+                <w:sz w:val="28"/>
+                <w:szCs w:val="28"/>
+                <w:rtl/>
+                <w:lang w:bidi="ar-DZ"/>
+              </w:rPr>
+              <w:t>علبة</w:t>
+            </w:r>
+            <w:r>
+              <w:rPr>
+                <w:rFonts w:asciiTheme="majorBidi" w:hAnsiTheme="majorBidi" w:cstheme="majorBidi"/>
+                <w:sz w:val="28"/>
+                <w:szCs w:val="28"/>
+                <w:rtl/>
+                <w:lang w:bidi="ar-DZ"/>
+              </w:rPr>
+              <w:t xml:space="preserve"> الحوار </w:t>
+            </w:r>
+            <w:r>
+              <w:rPr>
+                <w:rFonts w:asciiTheme="majorBidi" w:hAnsiTheme="majorBidi" w:cstheme="majorBidi" w:hint="cs"/>
+                <w:sz w:val="28"/>
+                <w:szCs w:val="28"/>
+                <w:rtl/>
+                <w:lang w:bidi="ar-DZ"/>
+              </w:rPr>
+              <w:t>و</w:t>
+            </w:r>
+            <w:r>
+              <w:rPr>
+                <w:rFonts w:asciiTheme="majorBidi" w:hAnsiTheme="majorBidi" w:cstheme="majorBidi"/>
+                <w:sz w:val="28"/>
+                <w:szCs w:val="28"/>
+                <w:rtl/>
+                <w:lang w:bidi="ar-DZ"/>
+              </w:rPr>
+              <w:t xml:space="preserve"> نضغط على</w:t>
+            </w:r>
+            <w:r>
+              <w:rPr>
+                <w:rFonts w:asciiTheme="majorBidi" w:hAnsiTheme="majorBidi" w:cstheme="majorBidi" w:hint="cs"/>
+                <w:sz w:val="28"/>
+                <w:szCs w:val="28"/>
+                <w:rtl/>
+                <w:lang w:bidi="ar-DZ"/>
+              </w:rPr>
+              <w:t xml:space="preserve"> </w:t>
+            </w:r>
+            <w:r>
+              <w:rPr>
+                <w:rFonts w:asciiTheme="majorBidi" w:hAnsiTheme="majorBidi" w:cstheme="majorBidi"/>
+                <w:sz w:val="28"/>
+                <w:szCs w:val="28"/>
+                <w:lang w:bidi="ar-DZ"/>
+              </w:rPr>
+              <w:t>OK</w:t>
+            </w:r>
+          </w:p>
+          <w:p>
+            <w:pPr>
+              <w:pStyle w:val="Paragraphedeliste"/>
+              <w:bidi/>
+              <w:spacing w:line="360" w:lineRule="auto"/>
+              <w:rPr>
+                <w:rFonts w:asciiTheme="majorBidi" w:hAnsiTheme="majorBidi" w:cstheme="majorBidi"/>
+                <w:b/>
+                <w:bCs/>
+                <w:color w:val="00B050"/>
                 <w:sz w:val="28"/>
                 <w:szCs w:val="28"/>
                 <w:u w:val="single"/>
-                <w:lang w:bidi="ar-DZ"/>
-              </w:rPr>
-            </w:pPr>
-            <w:r>
-              <w:rPr>
-                <w:rFonts w:asciiTheme="majorBidi" w:hAnsiTheme="majorBidi" w:cstheme="majorBidi" w:hint="cs"/>
-                <w:b/>
-                <w:bCs/>
-                <w:sz w:val="28"/>
-                <w:szCs w:val="28"/>
-                <w:u w:val="single"/>
-                <w:rtl/>
-                <w:lang w:bidi="ar-DZ"/>
-              </w:rPr>
-              <w:t>ضبط</w:t>
-            </w:r>
-            <w:r>
-              <w:rPr>
-                <w:rFonts w:asciiTheme="majorBidi" w:hAnsiTheme="majorBidi" w:cstheme="majorBidi"/>
-                <w:b/>
-                <w:bCs/>
-                <w:sz w:val="28"/>
-                <w:szCs w:val="28"/>
-                <w:u w:val="single"/>
-                <w:rtl/>
-                <w:lang w:bidi="ar-DZ"/>
-              </w:rPr>
-              <w:t xml:space="preserve"> ارتفاع </w:t>
-            </w:r>
-            <w:r>
-              <w:rPr>
-                <w:rFonts w:asciiTheme="majorBidi" w:hAnsiTheme="majorBidi" w:cstheme="majorBidi" w:hint="cs"/>
-                <w:b/>
-                <w:bCs/>
-                <w:sz w:val="28"/>
-                <w:szCs w:val="28"/>
-                <w:u w:val="single"/>
-                <w:rtl/>
-                <w:lang w:bidi="ar-DZ"/>
-              </w:rPr>
-              <w:t>السطر:</w:t>
-            </w:r>
-          </w:p>
-          <w:p>
-            <w:pPr>
-              <w:pStyle w:val="Paragraphedeliste"/>
-              <w:bidi/>
-              <w:spacing w:line="360" w:lineRule="auto"/>
-              <w:rPr>
-                <w:rFonts w:asciiTheme="majorBidi" w:hAnsiTheme="majorBidi" w:cstheme="majorBidi"/>
-                <w:sz w:val="28"/>
-                <w:szCs w:val="28"/>
-                <w:lang w:bidi="ar-DZ"/>
-              </w:rPr>
-            </w:pPr>
-            <w:r>
-              <w:rPr>
-                <w:rFonts w:asciiTheme="majorBidi" w:hAnsiTheme="majorBidi" w:cstheme="majorBidi" w:hint="cs"/>
-                <w:sz w:val="28"/>
-                <w:szCs w:val="28"/>
-                <w:rtl/>
-                <w:lang w:bidi="ar-DZ"/>
-              </w:rPr>
-              <w:t xml:space="preserve">نحدد الأسطر، </w:t>
-            </w:r>
-            <w:r>
-              <w:rPr>
-                <w:rFonts w:asciiTheme="majorBidi" w:hAnsiTheme="majorBidi" w:cstheme="majorBidi"/>
-                <w:sz w:val="28"/>
-                <w:szCs w:val="28"/>
-                <w:rtl/>
-                <w:lang w:bidi="ar-DZ"/>
-              </w:rPr>
-              <w:t xml:space="preserve">ننقر على </w:t>
-            </w:r>
-            <w:r>
-              <w:rPr>
-                <w:rFonts w:asciiTheme="majorBidi" w:hAnsiTheme="majorBidi" w:cstheme="majorBidi"/>
-                <w:sz w:val="28"/>
-                <w:szCs w:val="28"/>
-                <w:lang w:bidi="ar-DZ"/>
-              </w:rPr>
-              <w:t>Hauteur de ligne</w:t>
-            </w:r>
-            <w:r>
-              <w:rPr>
-                <w:rFonts w:asciiTheme="majorBidi" w:hAnsiTheme="majorBidi" w:cstheme="majorBidi"/>
-                <w:sz w:val="28"/>
-                <w:szCs w:val="28"/>
-                <w:rtl/>
-                <w:lang w:bidi="ar-DZ"/>
-              </w:rPr>
-              <w:t xml:space="preserve"> </w:t>
-            </w:r>
-            <w:r>
-              <w:rPr>
-                <w:rFonts w:asciiTheme="majorBidi" w:hAnsiTheme="majorBidi" w:cstheme="majorBidi" w:hint="cs"/>
-                <w:sz w:val="28"/>
-                <w:szCs w:val="28"/>
-                <w:rtl/>
-                <w:lang w:bidi="ar-DZ"/>
-              </w:rPr>
-              <w:t xml:space="preserve">ثم </w:t>
-            </w:r>
-            <w:r>
-              <w:rPr>
-                <w:rFonts w:asciiTheme="majorBidi" w:hAnsiTheme="majorBidi" w:cstheme="majorBidi"/>
-                <w:sz w:val="28"/>
-                <w:szCs w:val="28"/>
-                <w:rtl/>
-                <w:lang w:bidi="ar-DZ"/>
-              </w:rPr>
-              <w:t xml:space="preserve">نكتب القيمة </w:t>
-            </w:r>
-            <w:r>
-              <w:rPr>
-                <w:rFonts w:asciiTheme="majorBidi" w:hAnsiTheme="majorBidi" w:cstheme="majorBidi" w:hint="cs"/>
-                <w:sz w:val="28"/>
-                <w:szCs w:val="28"/>
-                <w:rtl/>
-                <w:lang w:bidi="ar-DZ"/>
-              </w:rPr>
-              <w:t>في</w:t>
-            </w:r>
-            <w:r>
-              <w:rPr>
-                <w:rFonts w:asciiTheme="majorBidi" w:hAnsiTheme="majorBidi" w:cstheme="majorBidi"/>
-                <w:sz w:val="28"/>
-                <w:szCs w:val="28"/>
-                <w:rtl/>
-                <w:lang w:bidi="ar-DZ"/>
-              </w:rPr>
-              <w:t xml:space="preserve"> </w:t>
-            </w:r>
-            <w:r>
-              <w:rPr>
-                <w:rFonts w:asciiTheme="majorBidi" w:hAnsiTheme="majorBidi" w:cstheme="majorBidi" w:hint="cs"/>
-                <w:sz w:val="28"/>
-                <w:szCs w:val="28"/>
-                <w:rtl/>
-                <w:lang w:bidi="ar-DZ"/>
-              </w:rPr>
-              <w:t>علبة</w:t>
-            </w:r>
-            <w:r>
-              <w:rPr>
-                <w:rFonts w:asciiTheme="majorBidi" w:hAnsiTheme="majorBidi" w:cstheme="majorBidi"/>
-                <w:sz w:val="28"/>
-                <w:szCs w:val="28"/>
-                <w:rtl/>
-                <w:lang w:bidi="ar-DZ"/>
-              </w:rPr>
-              <w:t xml:space="preserve"> الحوار </w:t>
-            </w:r>
-            <w:r>
-              <w:rPr>
-                <w:rFonts w:asciiTheme="majorBidi" w:hAnsiTheme="majorBidi" w:cstheme="majorBidi" w:hint="cs"/>
-                <w:sz w:val="28"/>
-                <w:szCs w:val="28"/>
-                <w:rtl/>
-                <w:lang w:bidi="ar-DZ"/>
-              </w:rPr>
-              <w:t>و</w:t>
-            </w:r>
-            <w:r>
-              <w:rPr>
-                <w:rFonts w:asciiTheme="majorBidi" w:hAnsiTheme="majorBidi" w:cstheme="majorBidi"/>
-                <w:sz w:val="28"/>
-                <w:szCs w:val="28"/>
-                <w:rtl/>
-                <w:lang w:bidi="ar-DZ"/>
-              </w:rPr>
-              <w:t xml:space="preserve"> نضغط </w:t>
-            </w:r>
-            <w:proofErr w:type="gramStart"/>
-            <w:r>
-              <w:rPr>
-                <w:rFonts w:asciiTheme="majorBidi" w:hAnsiTheme="majorBidi" w:cstheme="majorBidi"/>
-                <w:sz w:val="28"/>
-                <w:szCs w:val="28"/>
-                <w:rtl/>
-                <w:lang w:bidi="ar-DZ"/>
-              </w:rPr>
-              <w:t>على</w:t>
-            </w:r>
-            <w:r>
-              <w:rPr>
-                <w:rFonts w:asciiTheme="majorBidi" w:hAnsiTheme="majorBidi" w:cstheme="majorBidi" w:hint="cs"/>
-                <w:sz w:val="28"/>
-                <w:szCs w:val="28"/>
-                <w:rtl/>
-                <w:lang w:bidi="ar-DZ"/>
-              </w:rPr>
-              <w:t xml:space="preserve"> </w:t>
-            </w:r>
-            <w:r>
-              <w:rPr>
-                <w:rFonts w:asciiTheme="majorBidi" w:hAnsiTheme="majorBidi" w:cstheme="majorBidi"/>
-                <w:sz w:val="28"/>
-                <w:szCs w:val="28"/>
-                <w:lang w:bidi="ar-DZ"/>
-              </w:rPr>
-              <w:t xml:space="preserve"> </w:t>
-            </w:r>
-            <w:r>
-              <w:rPr>
-                <w:rFonts w:asciiTheme="majorBidi" w:hAnsiTheme="majorBidi" w:cstheme="majorBidi"/>
-                <w:sz w:val="28"/>
-                <w:szCs w:val="28"/>
-                <w:lang w:bidi="ar-DZ"/>
-              </w:rPr>
-              <w:t>OK</w:t>
-            </w:r>
-            <w:proofErr w:type="gramEnd"/>
-            <w:r>
-              <w:rPr>
-                <w:rFonts w:asciiTheme="majorBidi" w:hAnsiTheme="majorBidi" w:cstheme="majorBidi"/>
-                <w:sz w:val="28"/>
-                <w:szCs w:val="28"/>
-                <w:rtl/>
-                <w:lang w:bidi="ar-DZ"/>
-              </w:rPr>
-              <w:t xml:space="preserve"> </w:t>
-            </w:r>
-          </w:p>
-          <w:p>
-            <w:pPr>
-              <w:pStyle w:val="Paragraphedeliste"/>
-              <w:bidi/>
-              <w:spacing w:line="360" w:lineRule="auto"/>
-              <w:rPr>
-                <w:rFonts w:ascii="Calibri" w:hAnsi="Calibri" w:cs="Calibri"/>
-                <w:b/>
-                <w:bCs/>
-                <w:sz w:val="28"/>
-                <w:szCs w:val="28"/>
-                <w:u w:val="single"/>
-                <w:rtl/>
-                <w:lang w:bidi="ar-DZ"/>
-              </w:rPr>
-            </w:pPr>
-            <w:r>
-              <w:rPr>
-                <w:rFonts w:asciiTheme="majorBidi" w:hAnsiTheme="majorBidi" w:cstheme="majorBidi" w:hint="cs"/>
-                <w:b/>
-                <w:bCs/>
-                <w:sz w:val="28"/>
-                <w:szCs w:val="28"/>
-                <w:u w:val="single"/>
-                <w:rtl/>
-                <w:lang w:bidi="ar-DZ"/>
-              </w:rPr>
-              <w:t>ضبط</w:t>
-            </w:r>
-            <w:r>
-              <w:rPr>
-                <w:rFonts w:asciiTheme="majorBidi" w:hAnsiTheme="majorBidi" w:cstheme="majorBidi"/>
-                <w:b/>
-                <w:bCs/>
-                <w:sz w:val="28"/>
-                <w:szCs w:val="28"/>
-                <w:u w:val="single"/>
-                <w:rtl/>
-                <w:lang w:bidi="ar-DZ"/>
-              </w:rPr>
-              <w:t xml:space="preserve"> عرض </w:t>
-            </w:r>
-            <w:proofErr w:type="gramStart"/>
-            <w:r>
-              <w:rPr>
-                <w:rFonts w:asciiTheme="majorBidi" w:hAnsiTheme="majorBidi" w:cstheme="majorBidi"/>
-                <w:b/>
-                <w:bCs/>
-                <w:sz w:val="28"/>
-                <w:szCs w:val="28"/>
-                <w:u w:val="single"/>
-                <w:rtl/>
-                <w:lang w:bidi="ar-DZ"/>
-              </w:rPr>
-              <w:t xml:space="preserve">العمود </w:t>
-            </w:r>
-            <w:r>
-              <w:rPr>
-                <w:rFonts w:ascii="Calibri" w:hAnsi="Calibri" w:cs="Calibri"/>
-                <w:b/>
-                <w:bCs/>
-                <w:sz w:val="28"/>
-                <w:szCs w:val="28"/>
-                <w:u w:val="single"/>
-                <w:rtl/>
-                <w:lang w:bidi="ar-DZ"/>
-              </w:rPr>
-              <w:t>:</w:t>
-            </w:r>
-            <w:proofErr w:type="gramEnd"/>
-          </w:p>
-          <w:p>
-            <w:pPr>
-              <w:pStyle w:val="Paragraphedeliste"/>
-              <w:bidi/>
-              <w:spacing w:line="360" w:lineRule="auto"/>
-              <w:rPr>
-                <w:rFonts w:asciiTheme="majorBidi" w:hAnsiTheme="majorBidi" w:cstheme="majorBidi"/>
-                <w:sz w:val="28"/>
-                <w:szCs w:val="28"/>
-                <w:lang w:bidi="ar-DZ"/>
-              </w:rPr>
-            </w:pPr>
-            <w:r>
-              <w:rPr>
-                <w:rFonts w:asciiTheme="majorBidi" w:hAnsiTheme="majorBidi" w:cstheme="majorBidi" w:hint="cs"/>
-                <w:sz w:val="28"/>
-                <w:szCs w:val="28"/>
-                <w:rtl/>
-                <w:lang w:bidi="ar-DZ"/>
-              </w:rPr>
-              <w:t xml:space="preserve">نحدد </w:t>
-            </w:r>
-            <w:proofErr w:type="gramStart"/>
-            <w:r>
-              <w:rPr>
-                <w:rFonts w:asciiTheme="majorBidi" w:hAnsiTheme="majorBidi" w:cstheme="majorBidi" w:hint="cs"/>
-                <w:sz w:val="28"/>
-                <w:szCs w:val="28"/>
-                <w:rtl/>
-                <w:lang w:bidi="ar-DZ"/>
-              </w:rPr>
-              <w:t>الأعمدة ،</w:t>
-            </w:r>
-            <w:proofErr w:type="gramEnd"/>
-            <w:r>
-              <w:rPr>
-                <w:rFonts w:asciiTheme="majorBidi" w:hAnsiTheme="majorBidi" w:cstheme="majorBidi" w:hint="cs"/>
-                <w:sz w:val="28"/>
-                <w:szCs w:val="28"/>
-                <w:rtl/>
-                <w:lang w:bidi="ar-DZ"/>
-              </w:rPr>
-              <w:t xml:space="preserve"> </w:t>
-            </w:r>
-            <w:r>
-              <w:rPr>
-                <w:rFonts w:asciiTheme="majorBidi" w:hAnsiTheme="majorBidi" w:cstheme="majorBidi"/>
-                <w:sz w:val="28"/>
-                <w:szCs w:val="28"/>
-                <w:rtl/>
-                <w:lang w:bidi="ar-DZ"/>
-              </w:rPr>
-              <w:t xml:space="preserve">ننقر على </w:t>
-            </w:r>
-            <w:r>
-              <w:rPr>
-                <w:rFonts w:asciiTheme="majorBidi" w:hAnsiTheme="majorBidi" w:cstheme="majorBidi"/>
-                <w:sz w:val="28"/>
-                <w:szCs w:val="28"/>
-                <w:lang w:bidi="ar-DZ"/>
-              </w:rPr>
-              <w:t>Largeur de colonne</w:t>
-            </w:r>
-            <w:r>
-              <w:rPr>
-                <w:rFonts w:asciiTheme="majorBidi" w:hAnsiTheme="majorBidi" w:cstheme="majorBidi"/>
-                <w:sz w:val="28"/>
-                <w:szCs w:val="28"/>
-                <w:rtl/>
-                <w:lang w:bidi="ar-DZ"/>
-              </w:rPr>
-              <w:t xml:space="preserve"> </w:t>
-            </w:r>
-            <w:r>
-              <w:rPr>
-                <w:rFonts w:asciiTheme="majorBidi" w:hAnsiTheme="majorBidi" w:cstheme="majorBidi" w:hint="cs"/>
-                <w:sz w:val="28"/>
-                <w:szCs w:val="28"/>
-                <w:rtl/>
-                <w:lang w:bidi="ar-DZ"/>
-              </w:rPr>
-              <w:t xml:space="preserve">ثم </w:t>
-            </w:r>
-            <w:r>
-              <w:rPr>
-                <w:rFonts w:asciiTheme="majorBidi" w:hAnsiTheme="majorBidi" w:cstheme="majorBidi"/>
-                <w:sz w:val="28"/>
-                <w:szCs w:val="28"/>
-                <w:rtl/>
-                <w:lang w:bidi="ar-DZ"/>
-              </w:rPr>
-              <w:t xml:space="preserve">نكتب القيمة </w:t>
-            </w:r>
-            <w:r>
-              <w:rPr>
-                <w:rFonts w:asciiTheme="majorBidi" w:hAnsiTheme="majorBidi" w:cstheme="majorBidi" w:hint="cs"/>
-                <w:sz w:val="28"/>
-                <w:szCs w:val="28"/>
-                <w:rtl/>
-                <w:lang w:bidi="ar-DZ"/>
-              </w:rPr>
-              <w:t>في</w:t>
-            </w:r>
-            <w:r>
-              <w:rPr>
-                <w:rFonts w:asciiTheme="majorBidi" w:hAnsiTheme="majorBidi" w:cstheme="majorBidi"/>
-                <w:sz w:val="28"/>
-                <w:szCs w:val="28"/>
-                <w:rtl/>
-                <w:lang w:bidi="ar-DZ"/>
-              </w:rPr>
-              <w:t xml:space="preserve"> </w:t>
-            </w:r>
-            <w:r>
-              <w:rPr>
-                <w:rFonts w:asciiTheme="majorBidi" w:hAnsiTheme="majorBidi" w:cstheme="majorBidi" w:hint="cs"/>
-                <w:sz w:val="28"/>
-                <w:szCs w:val="28"/>
-                <w:rtl/>
-                <w:lang w:bidi="ar-DZ"/>
-              </w:rPr>
-              <w:t>علبة</w:t>
-            </w:r>
-            <w:r>
-              <w:rPr>
-                <w:rFonts w:asciiTheme="majorBidi" w:hAnsiTheme="majorBidi" w:cstheme="majorBidi"/>
-                <w:sz w:val="28"/>
-                <w:szCs w:val="28"/>
-                <w:rtl/>
-                <w:lang w:bidi="ar-DZ"/>
-              </w:rPr>
-              <w:t xml:space="preserve"> الحوار </w:t>
-            </w:r>
-            <w:r>
-              <w:rPr>
-                <w:rFonts w:asciiTheme="majorBidi" w:hAnsiTheme="majorBidi" w:cstheme="majorBidi" w:hint="cs"/>
-                <w:sz w:val="28"/>
-                <w:szCs w:val="28"/>
-                <w:rtl/>
-                <w:lang w:bidi="ar-DZ"/>
-              </w:rPr>
-              <w:t>و</w:t>
-            </w:r>
-            <w:r>
-              <w:rPr>
-                <w:rFonts w:asciiTheme="majorBidi" w:hAnsiTheme="majorBidi" w:cstheme="majorBidi"/>
-                <w:sz w:val="28"/>
-                <w:szCs w:val="28"/>
-                <w:rtl/>
-                <w:lang w:bidi="ar-DZ"/>
-              </w:rPr>
-              <w:t xml:space="preserve"> نضغط على</w:t>
-            </w:r>
-            <w:r>
-              <w:rPr>
-                <w:rFonts w:asciiTheme="majorBidi" w:hAnsiTheme="majorBidi" w:cstheme="majorBidi" w:hint="cs"/>
-                <w:sz w:val="28"/>
-                <w:szCs w:val="28"/>
-                <w:rtl/>
-                <w:lang w:bidi="ar-DZ"/>
-              </w:rPr>
-              <w:t xml:space="preserve"> </w:t>
-            </w:r>
-            <w:r>
-              <w:rPr>
-                <w:rFonts w:asciiTheme="majorBidi" w:hAnsiTheme="majorBidi" w:cstheme="majorBidi"/>
-                <w:sz w:val="28"/>
-                <w:szCs w:val="28"/>
-                <w:lang w:bidi="ar-DZ"/>
-              </w:rPr>
-              <w:t>OK</w:t>
-            </w:r>
-          </w:p>
-          <w:p>
-            <w:pPr>
-              <w:pStyle w:val="Paragraphedeliste"/>
-              <w:bidi/>
-              <w:spacing w:line="360" w:lineRule="auto"/>
-              <w:rPr>
-                <w:rFonts w:asciiTheme="majorBidi" w:hAnsiTheme="majorBidi" w:cstheme="majorBidi"/>
-                <w:b/>
-                <w:bCs/>
-                <w:sz w:val="28"/>
-                <w:szCs w:val="28"/>
-                <w:u w:val="single"/>
-                <w:lang w:bidi="ar-DZ"/>
-              </w:rPr>
-            </w:pPr>
-            <w:r>
-              <w:rPr>
-                <w:rFonts w:asciiTheme="majorBidi" w:hAnsiTheme="majorBidi" w:cstheme="majorBidi"/>
-                <w:b/>
-                <w:bCs/>
-                <w:sz w:val="28"/>
-                <w:szCs w:val="28"/>
-                <w:u w:val="single"/>
-                <w:rtl/>
-                <w:lang w:bidi="ar-DZ"/>
-              </w:rPr>
-              <w:t>حماية ورقة العمل</w:t>
-            </w:r>
-            <w:r>
-              <w:rPr>
-                <w:rFonts w:ascii="Calibri" w:hAnsi="Calibri" w:cs="Calibri"/>
-                <w:b/>
-                <w:bCs/>
-                <w:sz w:val="28"/>
-                <w:szCs w:val="28"/>
-                <w:u w:val="single"/>
-                <w:rtl/>
-                <w:lang w:bidi="ar-DZ"/>
-              </w:rPr>
-              <w:t>:</w:t>
-            </w:r>
-          </w:p>
-          <w:p>
-            <w:pPr>
-              <w:pStyle w:val="Paragraphedeliste"/>
-              <w:bidi/>
-              <w:spacing w:line="360" w:lineRule="auto"/>
-              <w:rPr>
-                <w:rFonts w:asciiTheme="majorBidi" w:hAnsiTheme="majorBidi" w:cstheme="majorBidi"/>
-                <w:sz w:val="28"/>
-                <w:szCs w:val="28"/>
-                <w:rtl/>
-                <w:lang w:bidi="ar-DZ"/>
-              </w:rPr>
-            </w:pPr>
-            <w:r>
-              <w:rPr>
-                <w:rFonts w:asciiTheme="majorBidi" w:hAnsiTheme="majorBidi" w:cstheme="majorBidi"/>
-                <w:sz w:val="28"/>
-                <w:szCs w:val="28"/>
-                <w:rtl/>
-                <w:lang w:bidi="ar-DZ"/>
-              </w:rPr>
-              <w:t xml:space="preserve">ننقر على </w:t>
-            </w:r>
-            <w:r>
-              <w:rPr>
-                <w:rFonts w:asciiTheme="majorBidi" w:hAnsiTheme="majorBidi" w:cstheme="majorBidi"/>
-                <w:sz w:val="28"/>
-                <w:szCs w:val="28"/>
-                <w:lang w:bidi="ar-DZ"/>
-              </w:rPr>
-              <w:t>Protéger la feuille</w:t>
-            </w:r>
-            <w:r>
-              <w:rPr>
-                <w:rFonts w:asciiTheme="majorBidi" w:hAnsiTheme="majorBidi" w:cstheme="majorBidi" w:hint="cs"/>
-                <w:sz w:val="28"/>
-                <w:szCs w:val="28"/>
-                <w:rtl/>
-                <w:lang w:bidi="ar-DZ"/>
-              </w:rPr>
-              <w:t xml:space="preserve">، نكتب كلمة </w:t>
-            </w:r>
-            <w:proofErr w:type="gramStart"/>
-            <w:r>
-              <w:rPr>
-                <w:rFonts w:asciiTheme="majorBidi" w:hAnsiTheme="majorBidi" w:cstheme="majorBidi" w:hint="cs"/>
-                <w:sz w:val="28"/>
-                <w:szCs w:val="28"/>
-                <w:rtl/>
-                <w:lang w:bidi="ar-DZ"/>
-              </w:rPr>
-              <w:t>السر ،</w:t>
-            </w:r>
-            <w:proofErr w:type="gramEnd"/>
-            <w:r>
-              <w:rPr>
-                <w:rFonts w:asciiTheme="majorBidi" w:hAnsiTheme="majorBidi" w:cstheme="majorBidi" w:hint="cs"/>
-                <w:sz w:val="28"/>
-                <w:szCs w:val="28"/>
-                <w:rtl/>
-                <w:lang w:bidi="ar-DZ"/>
-              </w:rPr>
-              <w:t xml:space="preserve"> ثم نؤكدها، ثم نضغط على </w:t>
-            </w:r>
-            <w:r>
-              <w:rPr>
-                <w:rFonts w:asciiTheme="majorBidi" w:hAnsiTheme="majorBidi" w:cstheme="majorBidi"/>
-                <w:sz w:val="28"/>
-                <w:szCs w:val="28"/>
-                <w:lang w:bidi="ar-DZ"/>
-              </w:rPr>
-              <w:t>OK</w:t>
-            </w:r>
-          </w:p>
-          <w:p>
-            <w:pPr>
-              <w:jc w:val="right"/>
-              <w:rPr>
-                <w:sz w:val="28"/>
-                <w:szCs w:val="28"/>
                 <w:lang w:bidi="ar-DZ"/>
               </w:rPr>
             </w:pPr>
             <w:bookmarkStart w:id="0" w:name="_GoBack"/>
             <w:bookmarkEnd w:id="0"/>
+            <w:r>
+              <w:rPr>
+                <w:rFonts w:asciiTheme="majorBidi" w:hAnsiTheme="majorBidi" w:cstheme="majorBidi"/>
+                <w:b/>
+                <w:bCs/>
+                <w:color w:val="00B050"/>
+                <w:sz w:val="28"/>
+                <w:szCs w:val="28"/>
+                <w:u w:val="single"/>
+                <w:rtl/>
+                <w:lang w:bidi="ar-DZ"/>
+              </w:rPr>
+              <w:t>حماية ورقة العمل</w:t>
+            </w:r>
+            <w:r>
+              <w:rPr>
+                <w:rFonts w:ascii="Calibri" w:hAnsi="Calibri" w:cs="Calibri"/>
+                <w:b/>
+                <w:bCs/>
+                <w:color w:val="00B050"/>
+                <w:sz w:val="28"/>
+                <w:szCs w:val="28"/>
+                <w:u w:val="single"/>
+                <w:rtl/>
+                <w:lang w:bidi="ar-DZ"/>
+              </w:rPr>
+              <w:t>:</w:t>
+            </w:r>
+          </w:p>
+          <w:p>
+            <w:pPr>
+              <w:pStyle w:val="Paragraphedeliste"/>
+              <w:bidi/>
+              <w:spacing w:line="360" w:lineRule="auto"/>
+              <w:rPr>
+                <w:rFonts w:asciiTheme="majorBidi" w:hAnsiTheme="majorBidi" w:cstheme="majorBidi"/>
+                <w:sz w:val="28"/>
+                <w:szCs w:val="28"/>
+                <w:rtl/>
+                <w:lang w:bidi="ar-DZ"/>
+              </w:rPr>
+            </w:pPr>
+            <w:r>
+              <w:rPr>
+                <w:rFonts w:asciiTheme="majorBidi" w:hAnsiTheme="majorBidi" w:cstheme="majorBidi"/>
+                <w:sz w:val="28"/>
+                <w:szCs w:val="28"/>
+                <w:rtl/>
+                <w:lang w:bidi="ar-DZ"/>
+              </w:rPr>
+              <w:t xml:space="preserve">ننقر على </w:t>
+            </w:r>
+            <w:r>
+              <w:rPr>
+                <w:rFonts w:asciiTheme="majorBidi" w:hAnsiTheme="majorBidi" w:cstheme="majorBidi"/>
+                <w:sz w:val="28"/>
+                <w:szCs w:val="28"/>
+                <w:lang w:bidi="ar-DZ"/>
+              </w:rPr>
+              <w:t>Protéger la feuille</w:t>
+            </w:r>
+            <w:r>
+              <w:rPr>
+                <w:rFonts w:asciiTheme="majorBidi" w:hAnsiTheme="majorBidi" w:cstheme="majorBidi" w:hint="cs"/>
+                <w:sz w:val="28"/>
+                <w:szCs w:val="28"/>
+                <w:rtl/>
+                <w:lang w:bidi="ar-DZ"/>
+              </w:rPr>
+              <w:t xml:space="preserve">، نكتب كلمة </w:t>
+            </w:r>
+            <w:proofErr w:type="gramStart"/>
+            <w:r>
+              <w:rPr>
+                <w:rFonts w:asciiTheme="majorBidi" w:hAnsiTheme="majorBidi" w:cstheme="majorBidi" w:hint="cs"/>
+                <w:sz w:val="28"/>
+                <w:szCs w:val="28"/>
+                <w:rtl/>
+                <w:lang w:bidi="ar-DZ"/>
+              </w:rPr>
+              <w:t>السر ،</w:t>
+            </w:r>
+            <w:proofErr w:type="gramEnd"/>
+            <w:r>
+              <w:rPr>
+                <w:rFonts w:asciiTheme="majorBidi" w:hAnsiTheme="majorBidi" w:cstheme="majorBidi" w:hint="cs"/>
+                <w:sz w:val="28"/>
+                <w:szCs w:val="28"/>
+                <w:rtl/>
+                <w:lang w:bidi="ar-DZ"/>
+              </w:rPr>
+              <w:t xml:space="preserve"> ثم نؤكدها، ثم نضغط على </w:t>
+            </w:r>
+            <w:r>
+              <w:rPr>
+                <w:rFonts w:asciiTheme="majorBidi" w:hAnsiTheme="majorBidi" w:cstheme="majorBidi"/>
+                <w:sz w:val="28"/>
+                <w:szCs w:val="28"/>
+                <w:lang w:bidi="ar-DZ"/>
+              </w:rPr>
+              <w:t>OK</w:t>
+            </w:r>
+          </w:p>
+          <w:p>
+            <w:pPr>
+              <w:jc w:val="right"/>
+              <w:rPr>
+                <w:sz w:val="28"/>
+                <w:szCs w:val="28"/>
+                <w:lang w:bidi="ar-DZ"/>
+              </w:rPr>
+            </w:pPr>
           </w:p>
         </w:tc>
       </w:tr>
@@ -6880,7 +6883,7 @@
       <w:r>
         <w:rPr>
           <w:noProof/>
-          <w:lang w:eastAsia="fr-FR"/>
+          <w:lang w:val="en-US"/>
         </w:rPr>
         <w:lastRenderedPageBreak/>
         <mc:AlternateContent>
@@ -7254,7 +7257,7 @@
         <w:r>
           <w:rPr>
             <w:noProof/>
-            <w:lang w:eastAsia="fr-FR"/>
+            <w:lang w:val="en-US"/>
           </w:rPr>
           <mc:AlternateContent>
             <mc:Choice Requires="wpg">
@@ -8259,8 +8262,8 @@
   <w:abstractNum w:abstractNumId="7">
     <w:nsid w:val="38BA741C"/>
     <w:multiLevelType w:val="hybridMultilevel"/>
-    <w:tmpl w:val="583C4D7A"/>
-    <w:lvl w:ilvl="0" w:tplc="1F380FBE">
+    <w:tmpl w:val="176879D8"/>
+    <w:lvl w:ilvl="0" w:tplc="CC9C004A">
       <w:start w:val="1"/>
       <w:numFmt w:val="decimal"/>
       <w:lvlText w:val="%1."/>
@@ -8271,7 +8274,7 @@
       <w:rPr>
         <w:rFonts w:ascii="Times New Roman" w:eastAsiaTheme="minorHAnsi" w:hAnsi="Times New Roman" w:cs="Times New Roman" w:hint="default"/>
         <w:b/>
-        <w:color w:val="00B050"/>
+        <w:color w:val="FF0000"/>
         <w:sz w:val="26"/>
         <w:u w:val="single"/>
       </w:rPr>
@@ -9737,7 +9740,7 @@
 </file>
 
 <file path=customXml/itemProps1.xml><?xml version="1.0" encoding="utf-8"?>
-<ds:datastoreItem xmlns:ds="http://schemas.openxmlformats.org/officeDocument/2006/customXml" ds:itemID="{9A85ED3A-41B6-49FA-B73F-B9D2841B41CF}">
+<ds:datastoreItem xmlns:ds="http://schemas.openxmlformats.org/officeDocument/2006/customXml" ds:itemID="{24F8AB79-5E18-4A2D-A086-42A81C5F039D}">
   <ds:schemaRefs>
     <ds:schemaRef ds:uri="http://schemas.openxmlformats.org/officeDocument/2006/bibliography"/>
   </ds:schemaRefs>
